--- a/results/H2/table_11_movement_group_difference.docx
+++ b/results/H2/table_11_movement_group_difference.docx
@@ -28,7 +28,7 @@
         <w:rPr/>
         <w:t xml:space="preserve">Table </w:t>
       </w:r>
-      <w:bookmarkStart w:id="aa73617e-fd0b-4740-98ba-e6e9c1799919" w:name="table"/>
+      <w:bookmarkStart w:id="1a360bdd-332b-4598-9bd4-5852d0e3aebe" w:name="table"/>
       <w:r>
         <w:rPr/>
         <w:fldChar w:fldCharType="begin" w:dirty="true"/>
@@ -41,7 +41,7 @@
         <w:rPr/>
         <w:fldChar w:fldCharType="end" w:dirty="true"/>
       </w:r>
-      <w:bookmarkEnd w:id="aa73617e-fd0b-4740-98ba-e6e9c1799919"/>
+      <w:bookmarkEnd w:id="1a360bdd-332b-4598-9bd4-5852d0e3aebe"/>
       <w:r>
         <w:rPr/>
         <w:t xml:space="preserve">. </w:t>

--- a/results/H2/table_11_movement_group_difference.docx
+++ b/results/H2/table_11_movement_group_difference.docx
@@ -28,7 +28,7 @@
         <w:rPr/>
         <w:t xml:space="preserve">Table </w:t>
       </w:r>
-      <w:bookmarkStart w:id="1a360bdd-332b-4598-9bd4-5852d0e3aebe" w:name="table"/>
+      <w:bookmarkStart w:id="838a40ec-ce1c-4a8f-8dba-31f2af88819d" w:name="table"/>
       <w:r>
         <w:rPr/>
         <w:fldChar w:fldCharType="begin" w:dirty="true"/>
@@ -41,7 +41,7 @@
         <w:rPr/>
         <w:fldChar w:fldCharType="end" w:dirty="true"/>
       </w:r>
-      <w:bookmarkEnd w:id="1a360bdd-332b-4598-9bd4-5852d0e3aebe"/>
+      <w:bookmarkEnd w:id="838a40ec-ce1c-4a8f-8dba-31f2af88819d"/>
       <w:r>
         <w:rPr/>
         <w:t xml:space="preserve">. </w:t>

--- a/results/H2/table_11_movement_group_difference.docx
+++ b/results/H2/table_11_movement_group_difference.docx
@@ -28,7 +28,7 @@
         <w:rPr/>
         <w:t xml:space="preserve">Table </w:t>
       </w:r>
-      <w:bookmarkStart w:id="838a40ec-ce1c-4a8f-8dba-31f2af88819d" w:name="table"/>
+      <w:bookmarkStart w:id="4d0b3399-dbc1-458c-90bd-95bb89ba7e8a" w:name="table"/>
       <w:r>
         <w:rPr/>
         <w:fldChar w:fldCharType="begin" w:dirty="true"/>
@@ -41,7 +41,7 @@
         <w:rPr/>
         <w:fldChar w:fldCharType="end" w:dirty="true"/>
       </w:r>
-      <w:bookmarkEnd w:id="838a40ec-ce1c-4a8f-8dba-31f2af88819d"/>
+      <w:bookmarkEnd w:id="4d0b3399-dbc1-458c-90bd-95bb89ba7e8a"/>
       <w:r>
         <w:rPr/>
         <w:t xml:space="preserve">. </w:t>
